--- a/deliverables/video-3-slides/hit-final/Video_3_HIT_FINAL/SHORTS/Video_3_Short_1_Before_You_Lose_Context.docx
+++ b/deliverables/video-3-slides/hit-final/Video_3_HIT_FINAL/SHORTS/Video_3_Short_1_Before_You_Lose_Context.docx
@@ -63,7 +63,7 @@
     </w:p>
     <w:p>
       <w:pPr>
-        <w:spacing w:before="0" w:after="320" w:line="312" w:lineRule="auto"/>
+        <w:spacing w:before="0" w:after="200" w:line="312" w:lineRule="auto"/>
         <w:keepLines w:val="1"/>
       </w:pPr>
       <w:r>
@@ -78,7 +78,7 @@
     </w:p>
     <w:p>
       <w:pPr>
-        <w:spacing w:before="400" w:after="160" w:line="312" w:lineRule="auto"/>
+        <w:spacing w:before="240" w:after="160" w:line="312" w:lineRule="auto"/>
         <w:keepLines w:val="1"/>
         <w:keepNext w:val="1"/>
       </w:pPr>
@@ -94,7 +94,7 @@
     </w:p>
     <w:p>
       <w:pPr>
-        <w:spacing w:before="0" w:after="240" w:line="360" w:lineRule="auto"/>
+        <w:spacing w:before="0" w:after="200" w:line="360" w:lineRule="auto"/>
         <w:keepLines w:val="1"/>
       </w:pPr>
       <w:r>
@@ -109,7 +109,7 @@
     </w:p>
     <w:p>
       <w:pPr>
-        <w:spacing w:before="0" w:after="240" w:line="360" w:lineRule="auto"/>
+        <w:spacing w:before="0" w:after="200" w:line="360" w:lineRule="auto"/>
         <w:keepLines w:val="1"/>
       </w:pPr>
       <w:r>
@@ -124,7 +124,7 @@
     </w:p>
     <w:p>
       <w:pPr>
-        <w:spacing w:before="0" w:after="240" w:line="360" w:lineRule="auto"/>
+        <w:spacing w:before="0" w:after="200" w:line="360" w:lineRule="auto"/>
         <w:keepLines w:val="1"/>
       </w:pPr>
       <w:r>
@@ -134,12 +134,12 @@
           <w:color w:val="1A1A1A"/>
           <w:sz w:val="27"/>
         </w:rPr>
-        <w:t>Later, some of that context gets surprisingly hard to retrieve.</w:t>
+        <w:t>Later, some of that gets surprisingly hard for you to retrieve.</w:t>
       </w:r>
     </w:p>
     <w:p>
       <w:pPr>
-        <w:spacing w:before="0" w:after="240" w:line="360" w:lineRule="auto"/>
+        <w:spacing w:before="0" w:after="200" w:line="360" w:lineRule="auto"/>
         <w:keepLines w:val="1"/>
       </w:pPr>
       <w:r>
@@ -149,12 +149,12 @@
           <w:color w:val="1A1A1A"/>
           <w:sz w:val="27"/>
         </w:rPr>
-        <w:t>So before you leave, write down the evidence you are permitted to keep and enough context to explain your contribution in your own words.</w:t>
+        <w:t>So before you leave, write down the evidence you are permitted to keep, and enough context to explain your contribution in your own words.</w:t>
       </w:r>
     </w:p>
     <w:p>
       <w:pPr>
-        <w:spacing w:before="0" w:after="240" w:line="360" w:lineRule="auto"/>
+        <w:spacing w:before="0" w:after="200" w:line="360" w:lineRule="auto"/>
         <w:keepLines w:val="1"/>
       </w:pPr>
       <w:r>
@@ -169,7 +169,7 @@
     </w:p>
     <w:p>
       <w:pPr>
-        <w:spacing w:before="0" w:after="240" w:line="360" w:lineRule="auto"/>
+        <w:spacing w:before="0" w:after="200" w:line="360" w:lineRule="auto"/>
         <w:keepLines w:val="1"/>
       </w:pPr>
       <w:r>
@@ -179,7 +179,7 @@
           <w:color w:val="1A1A1A"/>
           <w:sz w:val="27"/>
         </w:rPr>
-        <w:t>You are making sure your own experience does not become harder to explain simply because you changed employers.</w:t>
+        <w:t>You are making sure your own experience does not get harder to explain just because you changed employers.</w:t>
       </w:r>
     </w:p>
     <w:sectPr>
